--- a/项目文档/柬埔寨 telegram 小程序商城商业计划书.docx
+++ b/项目文档/柬埔寨 telegram 小程序商城商业计划书.docx
@@ -656,7 +656,7 @@
     </w:p>
     <w:p>
       <w:r>
-        <w:t>核心商业模式包括：向商家收取2-5%的平台交易佣金（远低于Shopee的10-20%）、广告推广服务、以及增值物流服务。预计在第三年实现盈亏平衡，第五年平台年交易额（GMV）突破5000万美元，年营业收入达到700万美元。</w:t>
+        <w:t>核心商业模式包括：通过商品销售获取2-5%的平台自营毛利（相比传统电商平台10-20%的综合成本更具优势）、广告推广服务、以及增值物流服务。预计在第三年实现盈亏平衡，第五年平台年交易额（GMV）突破5000万美元，年营业收入达到700万美元。</w:t>
       </w:r>
     </w:p>
     <w:p>
@@ -865,7 +865,7 @@
     </w:p>
     <w:p>
       <w:r>
-        <w:t>Telegram在柬埔寨电商领域的应用已经初具规模。许多中小商家通过Telegram频道和群组进行产品推广和客户服务。柬埔寨商务部2024年电子商务报告明确将Telegram与Facebook、TikTok并列为三大主导在线销售平台，这为本项目的实施提供了有力的市场验证。</w:t>
+        <w:t>Telegram在柬埔寨电商领域的应用已经初具规模。Telegram已广泛应用于产品推广和客户服务。柬埔寨商务部2024年电子商务报告明确将Telegram与Facebook、TikTok并列为三大主导在线销售平台，这为本项目的实施提供了有力的市场验证。</w:t>
       </w:r>
     </w:p>
     <w:p>
@@ -952,7 +952,7 @@
     </w:p>
     <w:p>
       <w:r>
-        <w:t>基于Telegram Mini App，我们的电商平台可以实现完整的京东/淘宝式功能：商品目录浏览与智能搜索、多规格SKU展示、购物车管理、一键下单与多种支付集成、订单追踪与物流状态通知、用户评价与评分系统、商家入驻与店铺管理后台、促销活动与优惠券系统、以及客户支持与售后服务。</w:t>
+        <w:t>基于Telegram Mini App，我们的电商平台可以实现完整的京东/淘宝式功能：商品目录浏览与智能搜索、多规格SKU展示、购物车管理、一键下单与多种支付集成、订单追踪与物流状态通知、用户评价与评分系统、平台商品管理后台、促销活动与优惠券系统、以及客户支持与售后服务。</w:t>
       </w:r>
     </w:p>
     <w:p>
@@ -990,7 +990,7 @@
     </w:p>
     <w:p>
       <w:r>
-        <w:t>社交电商是柬埔寨独特的市场特征。根据商务部数据，Facebook（1165万用户）、TikTok（近1000万用户）和Telegram是柬埔寨最主要的在线销售渠道。大量中小商家通过社交媒体直播带货、社群营销等方式开展电商业务，这为本项目的社交电商定位提供了市场验证。</w:t>
+        <w:t>社交电商是柬埔寨独特的市场特征。根据商务部数据，Facebook（1165万用户）、TikTok（近1000万用户）和Telegram是柬埔寨最主要的在线销售渠道。大量内容创作者和品牌方通过社交媒体直播带货、社群营销等方式开展电商业务，这为本项目的社交电商定位提供了市场验证。</w:t>
       </w:r>
     </w:p>
     <w:p>
@@ -1003,17 +1003,17 @@
     </w:p>
     <w:p>
       <w:r>
-        <w:t>当前主流电商平台的费率结构对中小商家而言负担较重。Shopee向商家收取5-7%的基础佣金，加上2.18%的交易手续费和3.27%的金币返现计划参与费，实际综合费率约10-15%。Lazada的佣金率为1-4%加2%支付手续费，但流量和转化率相对较低。</w:t>
-      </w:r>
-    </w:p>
-    <w:p>
-      <w:r>
-        <w:t>TikTok Shop的佣金结构正在快速调整，在越南等市场已从2-3%上调至12.5%。此外，广告投放成本是商家的另一大支出，Shopee和TikTok Shop的广告费用通常占销售额的8-12%。综合计算，商家在每笔交易中实际能保留的金额约为销售价的65-75%。</w:t>
-      </w:r>
-    </w:p>
-    <w:p>
-      <w:r>
-        <w:t>我们的Telegram电商平台将以2-5%的低佣金策略切入市场，不收取交易手续费，广告费用灵活可控。这将显著提升商家的净利润率，形成强有力的竞争优势，吸引对成本敏感的中小商家入驻。</w:t>
+        <w:t>当前主流电商平台的费率结构对经营者而言负担较重。Shopee等平台向经营者收取5-7%的基础费率，加上2.18%的交易手续费和3.27%的金币返现计划参与费，实际综合费率约10-15%。Lazada的费率为1-4%加2%支付手续费，但流量和转化率相对较低。</w:t>
+      </w:r>
+    </w:p>
+    <w:p>
+      <w:r>
+        <w:t>TikTok Shop的费率结构正在快速调整，在越南等市场已从2-3%上调至12.5%。此外，广告投放成本是经营者的另一大支出，Shopee和TikTok Shop的广告费用通常占销售额的8-12%。综合计算，经营者在每笔交易中实际能保留的金额约为销售价的65-75%。</w:t>
+      </w:r>
+    </w:p>
+    <w:p>
+      <w:r>
+        <w:t>我们的Telegram电商平台将保持2-5%的低毛利策略切入市场，不收取交易手续费，广告费用灵活可控。这将显著提升平台的净利润率，形成强有力的竞争优势，吸引对成本敏感的柬埔寨消费者。</w:t>
       </w:r>
     </w:p>
     <w:p>
@@ -1064,7 +1064,7 @@
         <w:pStyle w:val="Caption"/>
       </w:pPr>
       <w:r>
-        <w:t>图4：东南亚电商平台佣金费率对比 (2025-2026)</w:t>
+        <w:t>图4：东南亚电商平台费率对比 (2025-2026)</w:t>
       </w:r>
     </w:p>
     <w:p>
@@ -1077,12 +1077,12 @@
     </w:p>
     <w:p>
       <w:r>
-        <w:t>尽管Shopee等巨头占据市场主导地位，但柬埔寨电商市场仍存在显著的空白和机会。首先，当前主流平台的佣金和费用结构对中小商家不够友好，大量商家正在寻找成本更低的替代渠道。其次，社交电商虽然在Facebook上蓬勃发展，但缺乏专业的电商功能支持（如统一支付、订单管理、物流追踪）。</w:t>
-      </w:r>
-    </w:p>
-    <w:p>
-      <w:r>
-        <w:t>Telegram平台在柬埔寨拥有550万用户，但目前尚无专业的电商Mini App，这是一个明确的蓝海市场。通过整合Telegram的社交属性与完善的电商功能，我们可以满足商家和消费者双方的需求：商家获得低成本、高效率的销售渠道，消费者享受便捷、安全的购物体验。</w:t>
+        <w:t>尽管Shopee等巨头占据市场主导地位，但柬埔寨电商市场仍存在显著的空白和机会。首先，当前主流平台的费率和费用结构对经营者不够友好，大量消费者正在寻找性价比更高的替代渠道。其次，社交电商虽然在Facebook上蓬勃发展，但缺乏专业的电商功能支持（如统一支付、订单管理、物流追踪）。</w:t>
+      </w:r>
+    </w:p>
+    <w:p>
+      <w:r>
+        <w:t>Telegram平台在柬埔寨拥有550万用户，但目前尚无专业的电商Mini App，这是一个明确的蓝海市场。通过整合Telegram的社交属性与完善的电商功能，我们可以满足平台和消费者双方的需求：公司获得低成本、高效率的销售渠道，消费者享受便捷、安全的购物体验。</w:t>
       </w:r>
     </w:p>
     <w:p>
@@ -1253,7 +1253,7 @@
     </w:p>
     <w:p>
       <w:r>
-        <w:t>消费者信任是柬埔寨电商发展的关键挑战。学术研究调查显示，45.5%的受访消费者将产品信息的准确性和完整性列为最重要的信任因素，39%关注商店或平台的可靠性，13.4%重视支付安全。这要求我们的平台必须在商品信息展示、商家审核和支付安全方面建立高标准。</w:t>
+        <w:t>消费者信任是柬埔寨电商发展的关键挑战。学术研究调查显示，45.5%的受访消费者将产品信息的准确性和完整性列为最重要的信任因素，39%关注平台的可靠性，13.4%重视支付安全。这要求我们的平台必须在商品信息展示、商品质量把控和支付安全方面建立高标准。</w:t>
       </w:r>
     </w:p>
     <w:p>
@@ -1365,17 +1365,17 @@
     </w:p>
     <w:p>
       <w:r>
-        <w:t>本平台定位为"柬埔寨首家Telegram社交电商生态系统"，目标成为连接商家与消费者的高效、低成本数字化交易平台。我们的使命是"让每一个柬埔寨商家都能轻松触达百万消费者"，愿景是"成为柬埔寨社交电商领域的领导者"。</w:t>
-      </w:r>
-    </w:p>
-    <w:p>
-      <w:r>
-        <w:t>核心商业模式包含三大收入来源：第一，交易佣金（主要收入），向商家收取2-5%的交易佣金，远低于竞品10-20%的水平；第二，广告推广服务，包括首页展示位、搜索结果置顶、频道推送等，采用CPC/CPM计费模式；第三，增值物流服务，为商家提供仓储、打包、配送一站式解决方案。</w:t>
-      </w:r>
-    </w:p>
-    <w:p>
-      <w:r>
-        <w:t>目标用户群体分为两类：B端商家以中小型企业为主，包括本地零售商、批发商、进口商和手工艺人，重点关注时尚服装、美妆护肤、电子产品和家居生活四大品类；C端消费者以18-35岁的年轻群体为主，他们熟悉Telegram和移动支付，追求性价比和便捷购物体验。</w:t>
+        <w:t>本平台定位为"柬埔寨首家Telegram社交电商生态系统"，目标成为连接商品与消费者的高效、低成本数字化交易平台。我们的使命是"让每一件优质商品都能轻松触达百万柬埔寨消费者"，愿景是"成为柬埔寨社交电商领域的领导者"。</w:t>
+      </w:r>
+    </w:p>
+    <w:p>
+      <w:r>
+        <w:t>核心商业模式包含三大收入来源：第一，商品毛利（主要收入），通过商品销售获取2-5%的平台自营毛利，远低于竞品10-20%的水平；第二，广告推广服务，包括首页展示位、搜索结果置顶、频道推送等，采用CPC/CPM计费模式；第三，增值物流服务，为平台提供仓储、打包、配送一站式解决方案。</w:t>
+      </w:r>
+    </w:p>
+    <w:p>
+      <w:r>
+        <w:t>目标用户群体以C端消费者为主：18-35岁的柬埔寨年轻群体，他们熟悉Telegram和移动支付，追求性价比和便捷购物体验，重点关注时尚服装、美妆护肤、电子产品和家居生活四大品类。</w:t>
       </w:r>
     </w:p>
     <w:p>
@@ -1393,7 +1393,7 @@
     </w:p>
     <w:p>
       <w:r>
-        <w:t>第二阶段（增长期，第4-9个月）扩展运营工具，包括商家入驻与店铺管理系统、促销活动与优惠券引擎、用户评价与信用体系、Telegram Channels集成推广、以及基础数据分析后台。</w:t>
+        <w:t>第二阶段（增长期，第4-9个月）扩展运营工具，包括平台商品管理系统、促销活动与优惠券引擎、用户评价与信用体系、Telegram Channels集成推广、以及基础数据分析后台。</w:t>
       </w:r>
     </w:p>
     <w:p>
@@ -1416,7 +1416,7 @@
     </w:p>
     <w:p>
       <w:r>
-        <w:t>商家招募策略采用"种子商家计划"，前100家入驻商家享受永久3%佣金优惠和免费广告额度。组建本地商务拓展团队，在金边等主要城市进行地推，重点招募时尚、美妆、电子产品类商家。同时，为商家提供免费的电商培训和技术支持，降低其线上化门槛。</w:t>
+        <w:t>用户增长策略采用"种子用户计划"，前期通过Telegram社群和KOL合作获取首批1000名种子用户。组建本地运营团队，在金边等主要城市进行推广，重点覆盖时尚、美妆、电子产品消费群体。同时，为用户提供优质的客服支持，降低其线上购物门槛。</w:t>
       </w:r>
     </w:p>
     <w:p>
@@ -1444,7 +1444,7 @@
     </w:p>
     <w:p>
       <w:r>
-        <w:t>项目总启动资金需求约15万美元，具体分配如下：技术开发成本5万美元（含Mini App前端开发、后端API系统、商家后台、支付集成），初期运营成本4万美元（含团队薪资、办公场地、设备），市场推广费用3万美元（含KOL合作、广告投放、地推活动），以及3万美元应急储备金。</w:t>
+        <w:t>项目总启动资金需求约15万美元，具体分配如下：技术开发成本5万美元（含Mini App前端开发、后端API系统、管理员后台、支付集成），初期运营成本4万美元（含团队薪资、办公场地、设备），市场推广费用3万美元（含KOL合作、广告投放、地推活动），以及3万美元应急储备金。</w:t>
       </w:r>
     </w:p>
     <w:p>
@@ -1467,12 +1467,12 @@
     </w:p>
     <w:p>
       <w:r>
-        <w:t>收入模型基于三大支柱：交易佣金按GMV的2-5%收取（随商家等级不同），广告收入按平台流量的广告填充率和eCPM估算，物流服务费按每单收取固定费用加配送费差价。</w:t>
-      </w:r>
-    </w:p>
-    <w:p>
-      <w:r>
-        <w:t>以下为保守情景下的5年财务预测：第一年为平台建设和试运营期，GMV目标250万美元，营业收入20万美元（主要来自佣金），净亏损约10万美元。第二年GMV增长至800万美元，营收76万美元，接近盈亏平衡。</w:t>
+        <w:t>收入模型基于三大支柱：商品毛利按GMV的2-5%计提，广告收入按平台流量的广告填充率和eCPM估算，物流服务费按每单收取固定费用加配送费差价。</w:t>
+      </w:r>
+    </w:p>
+    <w:p>
+      <w:r>
+        <w:t>以下为保守情景下的5年财务预测：第一年为平台建设和试运营期，GMV目标250万美元，营业收入20万美元（主要来自商品毛利），净亏损约10万美元。第二年GMV增长至800万美元，营收76万美元，接近盈亏平衡。</w:t>
       </w:r>
     </w:p>
     <w:p>
@@ -1541,12 +1541,12 @@
     </w:p>
     <w:p>
       <w:r>
-        <w:t>盈亏平衡点预计在运营第18-20个月达到，当月GMV约150万美元、月收入约15万美元时实现。关键成功因素包括：商家入驻数量达到1000+、月活跃用户突破8万、平均客单价维持在20-30美元、以及复购率达到40%以上。</w:t>
-      </w:r>
-    </w:p>
-    <w:p>
-      <w:r>
-        <w:t>敏感性分析显示，即使GMV增长放缓30%，平台仍可在第3.5年实现盈亏平衡。主要风险因素包括：商家招募速度慢于预期、消费者获取成本高于预期、以及物流服务质量不稳定。我们将在运营中持续监控这些指标，并制定相应的应对策略。</w:t>
+        <w:t>盈亏平衡点预计在运营第18-20个月达到，当月GMV约150万美元、月收入约15万美元时实现。关键成功因素包括：平台商品SKU数量达到1000+、月活跃用户突破8万、平均客单价维持在20-30美元、以及复购率达到40%以上。</w:t>
+      </w:r>
+    </w:p>
+    <w:p>
+      <w:r>
+        <w:t>敏感性分析显示，即使GMV增长放缓30%，平台仍可在第3.5年实现盈亏平衡。主要风险因素包括：商品供应链建设慢于预期、消费者获取成本高于预期、以及物流服务质量不稳定。我们将在运营中持续监控这些指标，并制定相应的应对策略。</w:t>
       </w:r>
     </w:p>
     <w:p>
@@ -1617,17 +1617,17 @@
     </w:p>
     <w:p>
       <w:r>
-        <w:t>优势（Strengths）方面，我们的核心竞争壁垒包括：柬埔寨Telegram电商领域的先发优势；2-5%的超低佣金策略对商家具有强大吸引力；Telegram生态内零获客成本；无需下载独立App降低用户使用门槛；与KHQR/Bakong支付生态的深度整合；以及相对较低的开发成本和快速上线能力。</w:t>
-      </w:r>
-    </w:p>
-    <w:p>
-      <w:r>
-        <w:t>劣势（Weaknesses）方面，作为新进入者，我们面临品牌知名度从零开始的挑战；初期物流基础设施需要逐步建设；商家资源需要长期积累；暂未持有自有支付牌照；技术团队规模有限；客服体系需要从零搭建。这些劣势需要通过精细化运营和战略合作逐步克服。</w:t>
-      </w:r>
-    </w:p>
-    <w:p>
-      <w:r>
-        <w:t>机会（Opportunities）方面，柬埔寨电商市场17.88%的CAGR提供了高速增长红利；60%+的互联网渗透率和持续增长的移动支付用户基础；社交电商模式在柬埔寨已被广泛接受；竞品平台10-20%的高佣金率为我们创造了差异化空间；年轻人口结构确保了充足的潜在用户。</w:t>
+        <w:t>优势（Strengths）方面，我们的核心竞争壁垒包括：柬埔寨Telegram电商领域的先发优势；2-5%的低毛利定价策略对消费者具有强大吸引力；Telegram生态内零获客成本；无需下载独立App降低用户使用门槛；与KHQR/Bakong支付生态的深度整合；以及相对较低的开发成本和快速上线能力。</w:t>
+      </w:r>
+    </w:p>
+    <w:p>
+      <w:r>
+        <w:t>劣势（Weaknesses）方面，作为新进入者，我们面临品牌知名度从零开始的挑战；初期物流基础设施需要逐步建设；供应商资源需要长期积累；暂未持有自有支付牌照；技术团队规模有限；客服体系需要从零搭建。这些劣势需要通过精细化运营和战略合作逐步克服。</w:t>
+      </w:r>
+    </w:p>
+    <w:p>
+      <w:r>
+        <w:t>机会（Opportunities）方面，柬埔寨电商市场17.88%的CAGR提供了高速增长红利；60%+的互联网渗透率和持续增长的移动支付用户基础；社交电商模式在柬埔寨已被广泛接受；竞品平台10-20%的高费率为消费者转向低成本平台创造了空间；年轻人口结构确保了充足的潜在用户。</w:t>
       </w:r>
     </w:p>
     <w:p>
@@ -1930,18 +1930,8 @@
             <w:tcW w:w="2000" w:type="dxa"/>
           </w:tcPr>
           <w:p>
-            <w:pPr>
-              <w:spacing w:before="40" w:after="40"/>
-              <w:ind w:firstLine="0"/>
-              <w:jc w:val="center"/>
-            </w:pPr>
-            <w:r>
-              <w:rPr>
-                <w:rFonts w:ascii="Calibri" w:hAnsi="Calibri" w:eastAsia="Microsoft YaHei"/>
-                <w:color w:val="5a7a8a"/>
-                <w:sz w:val="20"/>
-              </w:rPr>
-              <w:t>商家招募</w:t>
+            <w:r>
+              <w:t>商品供应</w:t>
             </w:r>
           </w:p>
         </w:tc>
@@ -1950,18 +1940,8 @@
             <w:tcW w:w="2500" w:type="dxa"/>
           </w:tcPr>
           <w:p>
-            <w:pPr>
-              <w:spacing w:before="40" w:after="40"/>
-              <w:ind w:firstLine="0"/>
-              <w:jc w:val="center"/>
-            </w:pPr>
-            <w:r>
-              <w:rPr>
-                <w:rFonts w:ascii="Calibri" w:hAnsi="Calibri" w:eastAsia="Microsoft YaHei"/>
-                <w:color w:val="5a7a8a"/>
-                <w:sz w:val="20"/>
-              </w:rPr>
-              <w:t>种子商家招募速度慢</w:t>
+            <w:r>
+              <w:t>核心商品供应速度慢</w:t>
             </w:r>
           </w:p>
         </w:tc>
@@ -2342,7 +2322,7 @@
     </w:p>
     <w:p>
       <w:r>
-        <w:t>特别值得关注的是竞争对手反击风险。Shopee和Lazada拥有雄厚的资本实力，可能通过降低佣金、增加补贴等方式进行反击。我们的应对策略是差异化竞争——不直接在大品类上与巨头正面对抗，而是聚焦Telegram生态的社交电商场景，通过社群运营和内容营销建立独特的竞争壁垒。</w:t>
+        <w:t>特别值得关注的是竞争对手反击风险。Shopee和Lazada拥有雄厚的资本实力，可能通过降低费率、增加补贴等方式进行反击。我们的应对策略是差异化竞争——不直接在大品类上与巨头正面对抗，而是聚焦Telegram生态的社交电商场景，通过社群运营和内容营销建立独特的竞争壁垒。</w:t>
       </w:r>
     </w:p>
     <w:p>
@@ -2418,17 +2398,17 @@
     </w:p>
     <w:p>
       <w:r>
-        <w:t>第一阶段（第1-4周）：市场调研与产品设计。深入调研金边、暹粒等重点城市商家需求，完成产品原型设计和UI/UX设计，确定技术架构和第三方服务选型。交付物包括产品需求文档（PRD）、UI设计稿和技术架构文档。</w:t>
-      </w:r>
-    </w:p>
-    <w:p>
-      <w:r>
-        <w:t>第二阶段（第5-11周）：核心开发（MVP）。完成前端Mini App开发、后端API系统、支付集成、订单管理系统和商家后台。每周进行代码评审和进度检查，确保按时交付。第11周完成MVP内部测试。</w:t>
-      </w:r>
-    </w:p>
-    <w:p>
-      <w:r>
-        <w:t>第三阶段（第10-13周）：Beta测试与商家入驻。邀请50-100家种子商家入驻平台进行Beta测试，收集用户反馈并快速迭代。同步启动商务拓展，招募更多商家为正式上线做准备。</w:t>
+        <w:t>第一阶段（第1-4周）：市场调研与产品设计。深入调研金边、暹粒等重点城市消费者需求，完成产品原型设计和UI/UX设计，确定技术架构和第三方服务选型。交付物包括产品需求文档（PRD）、UI设计稿和技术架构文档。</w:t>
+      </w:r>
+    </w:p>
+    <w:p>
+      <w:r>
+        <w:t>第二阶段（第5-11周）：核心开发（MVP）。完成前端Mini App开发、后端API系统、支付集成、订单管理系统和管理员后台。每周进行代码评审和进度检查，确保按时交付。第11周完成MVP内部测试。</w:t>
+      </w:r>
+    </w:p>
+    <w:p>
+      <w:r>
+        <w:t>第三阶段（第10-13周）：Beta测试与商品上架。邀请50-100名种子用户参与平台Beta测试，收集用户反馈并快速迭代。同步启动核心品类商品采购，为正式上线做准备。</w:t>
       </w:r>
     </w:p>
     <w:p>
@@ -2438,7 +2418,7 @@
     </w:p>
     <w:p>
       <w:r>
-        <w:t>第五阶段（第15-24周）：功能迭代与扩展。根据用户反馈持续优化产品，上线促销活动、优惠券、会员体系等增长功能。扩大商家规模至500+，用户规模至10万+。</w:t>
+        <w:t>第五阶段（第15-24周）：功能迭代与扩展。根据用户反馈持续优化产品，上线促销活动、优惠券、会员体系等增长功能。扩大商品SKU规模至500+，用户规模至10万+。</w:t>
       </w:r>
     </w:p>
     <w:p>
@@ -2463,22 +2443,22 @@
     </w:p>
     <w:p>
       <w:r>
-        <w:t>柬埔寨电商市场正处于17.88%的高速增长轨道，2025年市场规模将达到17.8亿美元。Telegram在柬埔寨拥有约550万活跃用户，但目前尚无专业电商Mini App，这为我们提供了明确的市场空白。通过与国家支付系统Bakong/KHQR的深度整合，以及2-5%超低佣金策略，我们能够为商家提供显著优于现有竞品的价值主张。</w:t>
-      </w:r>
-    </w:p>
-    <w:p>
-      <w:r>
-        <w:t>项目的成功关键取决于以下五个要素：第一，快速高质量的产品交付，确保在竞品进入Telegram生态前建立先发优势；第二，有效的商家招募策略，前6个月积累500+活跃商家是里程碑目标；第三，卓越的用户体验，通过Telegram原生生态提供无缝购物体验；第四，健康的现金流管理，确保在实现盈利前保持充足的资金储备；第五，本地化运营能力，深入理解柬埔寨文化和消费者习惯。</w:t>
-      </w:r>
-    </w:p>
-    <w:p>
-      <w:r>
-        <w:t>我们建议：立即启动第一阶段的市场调研和产品设计工作，同步启动种子商家招募；在技术开发过程中保持敏捷迭代，每两周发布一个新版本；建立数据驱动的运营体系，持续追踪关键业务指标；积极寻求与本地银行、物流公司和商业协会建立战略合作关系；考虑在第12-18个月进行A轮融资以加速市场扩张。</w:t>
-      </w:r>
-    </w:p>
-    <w:p>
-      <w:r>
-        <w:t>柬埔寨数字经济的浪潮已经到来。凭借独特的Telegram生态定位、超低成本的商业模式和对本地市场的深入理解，我们有信心将这一项目打造成为柬埔寨社交电商领域的领导品牌，为商家创造更大的商业价值，为消费者提供更优质的购物体验。</w:t>
+        <w:t>柬埔寨电商市场正处于17.88%的高速增长轨道，2025年市场规模将达到17.8亿美元。Telegram在柬埔寨拥有约550万活跃用户，但目前尚无专业电商Mini App，这为我们提供了明确的市场空白。通过与国家支付系统Bakong/KHQR的深度整合，以及2-5%的低毛利定价策略，我们能够为消费者提供显著优于现有竞品的价值主张。</w:t>
+      </w:r>
+    </w:p>
+    <w:p>
+      <w:r>
+        <w:t>项目的成功关键取决于以下五个要素：第一，快速高质量的产品交付，确保在竞品进入Telegram生态前建立先发优势；第二，有效的商品供应策略，前6个月积累500+活跃SKU是里程碑目标；第三，卓越的用户体验，通过Telegram原生生态提供无缝购物体验；第四，健康的现金流管理，确保在实现盈利前保持充足的资金储备；第五，本地化运营能力，深入理解柬埔寨文化和消费者习惯。</w:t>
+      </w:r>
+    </w:p>
+    <w:p>
+      <w:r>
+        <w:t>我们建议：立即启动第一阶段的市场调研和产品设计工作，同步启动种子用户招募和核心商品采购；在技术开发过程中保持敏捷迭代，每两周发布一个新版本；建立数据驱动的运营体系，持续追踪关键业务指标；积极寻求与本地银行、物流公司和商业协会建立战略合作关系；考虑在第12-18个月进行A轮融资以加速市场扩张。</w:t>
+      </w:r>
+    </w:p>
+    <w:p>
+      <w:r>
+        <w:t>柬埔寨数字经济的浪潮已经到来。凭借独特的Telegram生态定位、超低成本的商业模式和对本地市场的深入理解，我们有信心将这一项目打造成为柬埔寨社交电商领域的领导品牌，为公司创造更大的商业价值，为消费者提供更优质的购物体验。</w:t>
       </w:r>
     </w:p>
     <w:p>
